--- a/Blogs/Blog_001_Inside Black Hole, Outside Big Bang/BÀI BLOG_Bên trong Black Hole, bên ngoài Big Bang_ko.docx
+++ b/Blogs/Blog_001_Inside Black Hole, Outside Big Bang/BÀI BLOG_Bên trong Black Hole, bên ngoài Big Bang_ko.docx
@@ -114,6 +114,82 @@
         <w:ind w:left="0" w:right="0" w:firstLine="0"/>
         <w:rPr>
           <w:rFonts w:hint="eastAsia" w:ascii="SimSun" w:hAnsi="SimSun" w:eastAsia="SimSun" w:cs="SimSun"/>
+          <w:i w:val="0"/>
+          <w:iCs w:val="0"/>
+          <w:caps w:val="0"/>
+          <w:color w:val="1A1C1E"/>
+          <w:spacing w:val="0"/>
+          <w:sz w:val="26"/>
+          <w:szCs w:val="26"/>
+          <w:shd w:val="clear" w:fill="FFFFFF"/>
+        </w:rPr>
+      </w:pPr>
+      <w:r>
+        <w:rPr>
+          <w:rFonts w:hint="default" w:ascii="SimSun" w:hAnsi="SimSun" w:eastAsia="SimSun" w:cs="SimSun"/>
+          <w:i w:val="0"/>
+          <w:iCs w:val="0"/>
+          <w:caps w:val="0"/>
+          <w:color w:val="1A1C1E"/>
+          <w:spacing w:val="0"/>
+          <w:sz w:val="26"/>
+          <w:szCs w:val="26"/>
+          <w:shd w:val="clear" w:fill="FFFFFF"/>
+          <w:lang w:val="en-US"/>
+        </w:rPr>
+        <w:t xml:space="preserve">Expert: </w:t>
+      </w:r>
+      <w:r>
+        <w:rPr>
+          <w:rFonts w:hint="eastAsia" w:ascii="SimSun" w:hAnsi="SimSun" w:eastAsia="SimSun" w:cs="SimSun"/>
+          <w:i w:val="0"/>
+          <w:iCs w:val="0"/>
+          <w:caps w:val="0"/>
+          <w:color w:val="1A1C1E"/>
+          <w:spacing w:val="0"/>
+          <w:sz w:val="26"/>
+          <w:szCs w:val="26"/>
+          <w:shd w:val="clear" w:fill="FFFFFF"/>
+        </w:rPr>
+        <w:t>어쩌면 우리가 관측할 수 있는 우주 전체가, 무한한 실재라는 대양 속의 작은 거품 하나에 불과한 것은 아닐까?</w:t>
+      </w:r>
+    </w:p>
+    <w:p>
+      <w:pPr>
+        <w:pStyle w:val="4"/>
+        <w:keepNext w:val="0"/>
+        <w:keepLines w:val="0"/>
+        <w:widowControl/>
+        <w:suppressLineNumbers w:val="0"/>
+        <w:shd w:val="clear" w:fill="FFFFFF"/>
+        <w:spacing w:before="0" w:beforeAutospacing="1" w:after="216" w:afterAutospacing="0" w:line="240" w:lineRule="atLeast"/>
+        <w:ind w:left="0" w:right="0" w:firstLine="0"/>
+        <w:rPr>
+          <w:rFonts w:hint="default" w:ascii="sans-serif" w:hAnsi="sans-serif" w:eastAsia="sans-serif" w:cs="sans-serif"/>
+          <w:i w:val="0"/>
+          <w:iCs w:val="0"/>
+          <w:caps w:val="0"/>
+          <w:color w:val="1A1C1E"/>
+          <w:spacing w:val="0"/>
+          <w:sz w:val="16"/>
+          <w:szCs w:val="16"/>
+          <w:shd w:val="clear" w:fill="FFFFFF"/>
+          <w:lang w:val="en-US"/>
+        </w:rPr>
+      </w:pPr>
+    </w:p>
+    <w:p>
+      <w:pPr>
+        <w:pStyle w:val="4"/>
+        <w:keepNext w:val="0"/>
+        <w:keepLines w:val="0"/>
+        <w:widowControl/>
+        <w:suppressLineNumbers w:val="0"/>
+        <w:shd w:val="clear" w:fill="FFFFFF"/>
+        <w:spacing w:before="0" w:beforeAutospacing="1" w:after="216" w:afterAutospacing="0" w:line="240" w:lineRule="atLeast"/>
+        <w:ind w:left="0" w:right="0" w:firstLine="0"/>
+        <w:rPr>
+          <w:rFonts w:hint="eastAsia" w:ascii="SimSun" w:hAnsi="SimSun" w:eastAsia="SimSun" w:cs="SimSun"/>
           <w:b/>
           <w:bCs/>
           <w:i w:val="0"/>
@@ -175,7 +251,23 @@
           <w:szCs w:val="26"/>
           <w:shd w:val="clear" w:fill="FFFFFF"/>
         </w:rPr>
-        <w:t>지난 한 세기 이상, 인류의 지성은 만물의 기원에 대한 장대한 그림을 그려왔습니다. 그것이 바로 빅뱅 이야기입니다. 무한히 작고 뜨거운 하나의 특이점에서, 창조의 폭발이 공간과 시간, 그리고 우리가 아는 모든 물질을 탄생시켰습니다. 138억 년에 걸친 팽창과 냉각을 거치며, 그것은 은하와 항성, 행성을 형성했고, 마침내 우리 자신을 빚어냈습니다.</w:t>
+        <w:t>지난 한 세기 이상, 인류의 지성은 만물의 기원에 대한 장대한 그림을 그려왔습니다. 그것이 바로 빅뱅 이야기입니다. 무한히 작고 뜨거운 하나의 특이점에서, 창조의 폭발이 공간과 시간, 그</w:t>
+      </w:r>
+      <w:bookmarkStart w:id="0" w:name="_GoBack"/>
+      <w:bookmarkEnd w:id="0"/>
+      <w:r>
+        <w:rPr>
+          <w:rFonts w:hint="eastAsia" w:ascii="SimSun" w:hAnsi="SimSun" w:eastAsia="SimSun" w:cs="SimSun"/>
+          <w:i w:val="0"/>
+          <w:iCs w:val="0"/>
+          <w:caps w:val="0"/>
+          <w:color w:val="1A1C1E"/>
+          <w:spacing w:val="0"/>
+          <w:sz w:val="26"/>
+          <w:szCs w:val="26"/>
+          <w:shd w:val="clear" w:fill="FFFFFF"/>
+        </w:rPr>
+        <w:t>리고 우리가 아는 모든 물질을 탄생시켰습니다. 138억 년에 걸친 팽창과 냉각을 거치며, 그것은 은하와 항성, 행성을 형성했고, 마침내 우리 자신을 빚어냈습니다.</w:t>
       </w:r>
     </w:p>
     <w:p>
@@ -626,7 +718,6 @@
         </w:rPr>
         <w:t xml:space="preserve">물을 상상해 보라. 물은 우리가 매일 마시는 액체 상태로 존재할 수 있다. 가열되면 보이지 않는 수증기가 되어 공기 중으로 퍼져나간다. 냉각되면 단단한 얼음으로 굳어진다. 수증기, 액체 물, 그리고 얼음은 겉모습과 특성이 완전히 다르지만, 그 심층의 본질이 </w:t>
       </w:r>
-      <w:bookmarkStart w:id="0" w:name="_GoBack"/>
       <w:r>
         <w:rPr>
           <w:rFonts w:hint="default" w:ascii="Palatino Linotype" w:hAnsi="Palatino Linotype" w:eastAsia="SimSun" w:cs="Palatino Linotype"/>
@@ -641,7 +732,6 @@
         </w:rPr>
         <w:t>H₂O</w:t>
       </w:r>
-      <w:bookmarkEnd w:id="0"/>
       <w:r>
         <w:rPr>
           <w:rFonts w:hint="eastAsia" w:ascii="SimSun" w:hAnsi="SimSun" w:eastAsia="SimSun" w:cs="SimSun"/>

--- a/Blogs/Blog_001_Inside Black Hole, Outside Big Bang/BÀI BLOG_Bên trong Black Hole, bên ngoài Big Bang_ko.docx
+++ b/Blogs/Blog_001_Inside Black Hole, Outside Big Bang/BÀI BLOG_Bên trong Black Hole, bên ngoài Big Bang_ko.docx
@@ -28,6 +28,22 @@
       <w:r>
         <w:rPr>
           <w:rFonts w:hint="eastAsia" w:ascii="SimSun" w:hAnsi="SimSun" w:eastAsia="SimSun" w:cs="SimSun"/>
+          <w:b w:val="0"/>
+          <w:bCs w:val="0"/>
+          <w:i w:val="0"/>
+          <w:iCs w:val="0"/>
+          <w:caps w:val="0"/>
+          <w:color w:val="1A1C1E"/>
+          <w:spacing w:val="0"/>
+          <w:sz w:val="40"/>
+          <w:szCs w:val="40"/>
+          <w:shd w:val="clear" w:fill="FFFFFF"/>
+        </w:rPr>
+        <w:t>블로그:</w:t>
+      </w:r>
+      <w:r>
+        <w:rPr>
+          <w:rFonts w:hint="eastAsia" w:ascii="SimSun" w:hAnsi="SimSun" w:eastAsia="SimSun" w:cs="SimSun"/>
           <w:b/>
           <w:bCs/>
           <w:i w:val="0"/>
@@ -39,7 +55,7 @@
           <w:szCs w:val="40"/>
           <w:shd w:val="clear" w:fill="FFFFFF"/>
         </w:rPr>
-        <w:t>블로그: 블랙홀의 안, 빅뱅의 밖</w:t>
+        <w:t xml:space="preserve"> 블랙홀의 안, 빅뱅의 밖</w:t>
       </w:r>
     </w:p>
     <w:p>
@@ -251,23 +267,7 @@
           <w:szCs w:val="26"/>
           <w:shd w:val="clear" w:fill="FFFFFF"/>
         </w:rPr>
-        <w:t>지난 한 세기 이상, 인류의 지성은 만물의 기원에 대한 장대한 그림을 그려왔습니다. 그것이 바로 빅뱅 이야기입니다. 무한히 작고 뜨거운 하나의 특이점에서, 창조의 폭발이 공간과 시간, 그</w:t>
-      </w:r>
-      <w:bookmarkStart w:id="0" w:name="_GoBack"/>
-      <w:bookmarkEnd w:id="0"/>
-      <w:r>
-        <w:rPr>
-          <w:rFonts w:hint="eastAsia" w:ascii="SimSun" w:hAnsi="SimSun" w:eastAsia="SimSun" w:cs="SimSun"/>
-          <w:i w:val="0"/>
-          <w:iCs w:val="0"/>
-          <w:caps w:val="0"/>
-          <w:color w:val="1A1C1E"/>
-          <w:spacing w:val="0"/>
-          <w:sz w:val="26"/>
-          <w:szCs w:val="26"/>
-          <w:shd w:val="clear" w:fill="FFFFFF"/>
-        </w:rPr>
-        <w:t>리고 우리가 아는 모든 물질을 탄생시켰습니다. 138억 년에 걸친 팽창과 냉각을 거치며, 그것은 은하와 항성, 행성을 형성했고, 마침내 우리 자신을 빚어냈습니다.</w:t>
+        <w:t>지난 한 세기 이상, 인류의 지성은 만물의 기원에 대한 장대한 그림을 그려왔습니다. 그것이 바로 빅뱅 이야기입니다. 무한히 작고 뜨거운 하나의 특이점에서, 창조의 폭발이 공간과 시간, 그리고 우리가 아는 모든 물질을 탄생시켰습니다. 138억 년에 걸친 팽창과 냉각을 거치며, 그것은 은하와 항성, 행성을 형성했고, 마침내 우리 자신을 빚어냈습니다.</w:t>
       </w:r>
     </w:p>
     <w:p>
@@ -1891,7 +1891,7 @@
           <w:szCs w:val="26"/>
           <w:shd w:val="clear" w:fill="FFFFFF"/>
         </w:rPr>
-        <w:t>그들이 이 변환의 증거로 제시하는 현상 중 하나가 **사리(舍利)**이다. 많은 경지에 이른 수련자들이 화장된 후, 그 유골에서 현대 과학 분석으로는 완전히 설명할 수 없는 비범한 물리적 특성을 지닌 보석 같은 유물이 남겨지는 경우가 있다. 그들의 세계관에서 사리는 그 과정의 물질적 흔적으로 간주된다. 그것은 극도로 높은 수준까지 정화된 물질이며, '오행 밖의' 물질이 된 것으로, 생명이 다른 존재 차원으로 이행한 후 남겨진 허물과 같다.</w:t>
+        <w:t>그들이 이 변환의 증거로 제시하는 현상 중 하나가 사리(舍利)이다. 많은 경지에 이른 수련자들이 화장된 후, 그 유골에서 현대 과학 분석으로는 완전히 설명할 수 없는 비범한 물리적 특성을 지닌 보석 같은 유물이 남겨지는 경우가 있다. 그들의 세계관에서 사리는 그 과정의 물질적 흔적으로 간주된다. 그것은 극도로 높은 수준까지 정화된 물질이며, '오행 밖의' 물질이 된 것으로, 생명이 다른 존재 차원으로 이행한 후 남겨진 허물과 같다.</w:t>
       </w:r>
     </w:p>
     <w:p>
@@ -3898,8 +3898,26 @@
           <w:szCs w:val="26"/>
           <w:shd w:val="clear" w:fill="FFFFFF"/>
         </w:rPr>
-        <w:t>우리가 하늘을 올려다볼 때, 우리는 우주의 과거를 보고 있습니다. 그러나 우리가 내면을 들여다볼 때, 아마도 우리는 그 본질 자체에 닿고 있는 것일 겁니다. 우주를 이해한다는 것은, 아마도, 자신의 숨결에 귀를 기울이는 것에서 시작될 겁니다. 왜냐하면 저 밖에서 일어나고 있는 일들—그 팽창, 그 균형, 그 빛과 어둠, 그 고요함과 움직임—이, 바로 우리 자신의 내면에서 펼쳐지고 있는 춤을 비추는 거울에 불과할지도 모르기 때문입니다. 그렇지 않습니까?</w:t>
-      </w:r>
+        <w:t xml:space="preserve">우리가 하늘을 올려다볼 때, 우리는 우주의 과거를 보고 있습니다. 그러나 우리가 내면을 들여다볼 때, 아마도 우리는 그 본질 자체에 닿고 있는 것일 겁니다. 우주를 이해한다는 것은, 아마도, 자신의 숨결에 귀를 기울이는 것에서 시작될 겁니다. 왜냐하면 저 밖에서 일어나고 있는 일들—그 팽창, 그 균형, 그 빛과 어둠, 그 고요함과 움직임—이, 바로 우리 자신의 내면에서 펼쳐지고 있는 춤을 비추는 거울에 불과할지도 모르기 때문입니다. </w:t>
+      </w:r>
+      <w:bookmarkStart w:id="0" w:name="_GoBack"/>
+      <w:r>
+        <w:rPr>
+          <w:rFonts w:hint="eastAsia" w:ascii="SimSun" w:hAnsi="SimSun" w:eastAsia="SimSun" w:cs="SimSun"/>
+          <w:b/>
+          <w:bCs/>
+          <w:i w:val="0"/>
+          <w:iCs w:val="0"/>
+          <w:caps w:val="0"/>
+          <w:color w:val="1A1C1E"/>
+          <w:spacing w:val="0"/>
+          <w:sz w:val="26"/>
+          <w:szCs w:val="26"/>
+          <w:shd w:val="clear" w:fill="FFFFFF"/>
+        </w:rPr>
+        <w:t>그렇지 않습니까?</w:t>
+      </w:r>
+      <w:bookmarkEnd w:id="0"/>
     </w:p>
     <w:p>
       <w:pPr>

--- a/Blogs/Blog_001_Inside Black Hole, Outside Big Bang/BÀI BLOG_Bên trong Black Hole, bên ngoài Big Bang_ko.docx
+++ b/Blogs/Blog_001_Inside Black Hole, Outside Big Bang/BÀI BLOG_Bên trong Black Hole, bên ngoài Big Bang_ko.docx
@@ -3091,138 +3091,122 @@
         <w:spacing w:before="0" w:beforeAutospacing="1" w:after="216" w:afterAutospacing="0" w:line="240" w:lineRule="atLeast"/>
         <w:ind w:left="0" w:right="0" w:firstLine="0"/>
         <w:rPr>
-          <w:rFonts w:hint="eastAsia" w:ascii="SimSun" w:hAnsi="SimSun" w:eastAsia="SimSun" w:cs="SimSun"/>
-          <w:i w:val="0"/>
-          <w:iCs w:val="0"/>
-          <w:caps w:val="0"/>
-          <w:color w:val="1A1C1E"/>
-          <w:spacing w:val="0"/>
-          <w:sz w:val="26"/>
-          <w:szCs w:val="26"/>
-        </w:rPr>
-      </w:pPr>
-      <w:r>
-        <w:rPr>
-          <w:rFonts w:hint="eastAsia" w:ascii="SimSun" w:hAnsi="SimSun" w:eastAsia="SimSun" w:cs="SimSun"/>
-          <w:i w:val="0"/>
-          <w:iCs w:val="0"/>
-          <w:caps w:val="0"/>
-          <w:color w:val="1A1C1E"/>
-          <w:spacing w:val="0"/>
-          <w:sz w:val="26"/>
-          <w:szCs w:val="26"/>
-          <w:shd w:val="clear" w:fill="FFFFFF"/>
-        </w:rPr>
-        <w:t>빅뱅과 블랙홀을 새로운 렌즈로 재검토한 후, 이 전체 그림을 훨씬 더 장대한 틀 안에 놓아보자. 우주를 탐험하는 여정에는 두 가지 방향이 있다. 미시 세계(무한히 작은 것)의 깊은 곳으로 들어가는 방향과, 거시 세계(헤아릴 수 없이 큰 것)의 바깥으로 나아가는 방향이다. 두 길 모두 무한으로 이어지는 것처럼 보이며, 거기에는 모든 규모에서 구조가 자기 반복되는 놀라운 프랙털 구조가 있다.</w:t>
-      </w:r>
-    </w:p>
-    <w:p>
-      <w:pPr>
-        <w:pStyle w:val="4"/>
-        <w:keepNext w:val="0"/>
-        <w:keepLines w:val="0"/>
-        <w:widowControl/>
-        <w:suppressLineNumbers w:val="0"/>
-        <w:shd w:val="clear" w:fill="FFFFFF"/>
-        <w:spacing w:before="0" w:beforeAutospacing="1" w:after="216" w:afterAutospacing="0" w:line="240" w:lineRule="atLeast"/>
-        <w:ind w:left="0" w:right="0" w:firstLine="0"/>
-        <w:rPr>
-          <w:rFonts w:hint="eastAsia" w:ascii="SimSun" w:hAnsi="SimSun" w:eastAsia="SimSun" w:cs="SimSun"/>
-          <w:i w:val="0"/>
-          <w:iCs w:val="0"/>
-          <w:caps w:val="0"/>
-          <w:color w:val="1A1C1E"/>
-          <w:spacing w:val="0"/>
-          <w:sz w:val="26"/>
-          <w:szCs w:val="26"/>
-        </w:rPr>
-      </w:pPr>
-      <w:r>
-        <w:rPr>
-          <w:rFonts w:hint="eastAsia" w:ascii="SimSun" w:hAnsi="SimSun" w:eastAsia="SimSun" w:cs="SimSun"/>
-          <w:i w:val="0"/>
-          <w:iCs w:val="0"/>
-          <w:caps w:val="0"/>
-          <w:color w:val="1A1C1E"/>
-          <w:spacing w:val="0"/>
-          <w:sz w:val="26"/>
-          <w:szCs w:val="26"/>
-          <w:shd w:val="clear" w:fill="FFFFFF"/>
-        </w:rPr>
-        <w:t>미시적 차원에서 과학은 물질이 원자로 구성되어 있다고 말한다. 그러나 그것은 시작에 불과하다. 원자 아래에는 원자핵이 있고, 그 다음엔 양성자와 중성자가 있으며, 그리고 쿼크가 있다. 이 여정은 멈추지 않는다. 인류에게 알려지지 않은 무수한 수준의 미립자가 존재할 수 있으며, 각 수준은 그 자체로 하나의 세계이다. 이 계층 구조에서 만약 우리가 원자를 0단계로 지정한다면, 더 작은 입자들은 음의 단계에 속하게 될 것이다. -1단계, -2단계, 이런 식으로 아래로 계속된다.</w:t>
-      </w:r>
-    </w:p>
-    <w:p>
-      <w:pPr>
-        <w:pStyle w:val="4"/>
-        <w:keepNext w:val="0"/>
-        <w:keepLines w:val="0"/>
-        <w:widowControl/>
-        <w:suppressLineNumbers w:val="0"/>
-        <w:shd w:val="clear" w:fill="FFFFFF"/>
-        <w:spacing w:before="0" w:beforeAutospacing="1" w:after="216" w:afterAutospacing="0" w:line="240" w:lineRule="atLeast"/>
-        <w:ind w:left="0" w:right="0" w:firstLine="0"/>
-        <w:rPr>
-          <w:rFonts w:hint="eastAsia" w:ascii="SimSun" w:hAnsi="SimSun" w:eastAsia="SimSun" w:cs="SimSun"/>
-          <w:i w:val="0"/>
-          <w:iCs w:val="0"/>
-          <w:caps w:val="0"/>
-          <w:color w:val="1A1C1E"/>
-          <w:spacing w:val="0"/>
-          <w:sz w:val="26"/>
-          <w:szCs w:val="26"/>
-        </w:rPr>
-      </w:pPr>
-      <w:r>
-        <w:rPr>
-          <w:rFonts w:hint="eastAsia" w:ascii="SimSun" w:hAnsi="SimSun" w:eastAsia="SimSun" w:cs="SimSun"/>
-          <w:i w:val="0"/>
-          <w:iCs w:val="0"/>
-          <w:caps w:val="0"/>
-          <w:color w:val="1A1C1E"/>
-          <w:spacing w:val="0"/>
-          <w:sz w:val="26"/>
-          <w:szCs w:val="26"/>
-          <w:shd w:val="clear" w:fill="FFFFFF"/>
-        </w:rPr>
-        <w:t>빛(광자), 우리가 세계를 보기 위해 사용하는 것은, 아마도 -3단계에서 -10단계 사이의 비교적 얕은 수준의 입자 유형에 불과할지도 모른다. 이 관점에서 보면, 태양과 같은 별은 직접 빛을 창조하지 않는다. 그것은 거대한 핵 반응로처럼 작용하여, 훨씬 더 미시적인 입자(예: -2단계의 입자)를 활성화시키는 에너지를 공급하며, 실제로 빛 입자를 방출하는 것은 바로 이 활성화된 입자들이다. 이것은 인간이 '보고' 측정하는 전체 실재가 단지 하나의 중간 유형 입자의 상호작용에 불과하며, 우리는 무수한 다른 미립자 층위의 존재와 운용에 대해 완전히 '눈이 멀어' 있음을 의미한다.</w:t>
-      </w:r>
-    </w:p>
-    <w:p>
-      <w:pPr>
-        <w:pStyle w:val="4"/>
-        <w:keepNext w:val="0"/>
-        <w:keepLines w:val="0"/>
-        <w:widowControl/>
-        <w:suppressLineNumbers w:val="0"/>
-        <w:shd w:val="clear" w:fill="FFFFFF"/>
-        <w:spacing w:before="0" w:beforeAutospacing="1" w:after="216" w:afterAutospacing="0" w:line="240" w:lineRule="atLeast"/>
-        <w:ind w:left="0" w:right="0" w:firstLine="0"/>
-        <w:rPr>
-          <w:rFonts w:hint="eastAsia" w:ascii="SimSun" w:hAnsi="SimSun" w:eastAsia="SimSun" w:cs="SimSun"/>
-          <w:i w:val="0"/>
-          <w:iCs w:val="0"/>
-          <w:caps w:val="0"/>
-          <w:color w:val="1A1C1E"/>
-          <w:spacing w:val="0"/>
-          <w:sz w:val="26"/>
-          <w:szCs w:val="26"/>
-        </w:rPr>
-      </w:pPr>
-      <w:r>
-        <w:rPr>
-          <w:rFonts w:hint="eastAsia" w:ascii="SimSun" w:hAnsi="SimSun" w:eastAsia="SimSun" w:cs="SimSun"/>
-          <w:i w:val="0"/>
-          <w:iCs w:val="0"/>
-          <w:caps w:val="0"/>
-          <w:color w:val="1A1C1E"/>
-          <w:spacing w:val="0"/>
-          <w:sz w:val="26"/>
-          <w:szCs w:val="26"/>
-          <w:shd w:val="clear" w:fill="FFFFFF"/>
-        </w:rPr>
-        <w:t>반대의 거시적 차원에서는 이 질서가 정교한 방식으로 반복되는 것처럼 보인다. 이 무한한 질서를 정리하기 위해 가상 모델을 구축해 보자. 우리는 '단계'—즉 각 규모에서의 우주의 기본 입자—와 그 입자들로 형성된 '중간 구조'를 구별할 수 있다.</w:t>
-      </w:r>
+          <w:rFonts w:hint="default" w:ascii="SimSun" w:hAnsi="SimSun" w:eastAsia="SimSun" w:cs="SimSun"/>
+          <w:i w:val="0"/>
+          <w:iCs w:val="0"/>
+          <w:caps w:val="0"/>
+          <w:color w:val="1A1C1E"/>
+          <w:spacing w:val="0"/>
+          <w:sz w:val="26"/>
+          <w:szCs w:val="26"/>
+          <w:shd w:val="clear" w:fill="FFFFFF"/>
+        </w:rPr>
+      </w:pPr>
+      <w:r>
+        <w:rPr>
+          <w:rFonts w:hint="default" w:ascii="SimSun" w:hAnsi="SimSun" w:eastAsia="SimSun" w:cs="SimSun"/>
+          <w:i w:val="0"/>
+          <w:iCs w:val="0"/>
+          <w:caps w:val="0"/>
+          <w:color w:val="1A1C1E"/>
+          <w:spacing w:val="0"/>
+          <w:sz w:val="26"/>
+          <w:szCs w:val="26"/>
+          <w:shd w:val="clear" w:fill="FFFFFF"/>
+        </w:rPr>
+        <w:t>빅뱅과 은하를 재고한 후, 한 걸음 물러서서 우주의 심오한 건축 원리에 대해 고찰해 보자. 무한소에서 무한대에 이르기까지 모든 규모에서 자기 반복적인 공통의 설계, 즉 패턴이 존재하는가? 그 원리는 프랙탈이라는 개념을 통해 자연 속에서 발견할 수 있다.</w:t>
+      </w:r>
+    </w:p>
+    <w:p>
+      <w:pPr>
+        <w:pStyle w:val="4"/>
+        <w:keepNext w:val="0"/>
+        <w:keepLines w:val="0"/>
+        <w:widowControl/>
+        <w:suppressLineNumbers w:val="0"/>
+        <w:shd w:val="clear" w:fill="FFFFFF"/>
+        <w:spacing w:before="0" w:beforeAutospacing="1" w:after="216" w:afterAutospacing="0" w:line="240" w:lineRule="atLeast"/>
+        <w:ind w:left="0" w:right="0" w:firstLine="0"/>
+        <w:rPr>
+          <w:rFonts w:hint="default" w:ascii="SimSun" w:hAnsi="SimSun" w:eastAsia="SimSun" w:cs="SimSun"/>
+          <w:i w:val="0"/>
+          <w:iCs w:val="0"/>
+          <w:caps w:val="0"/>
+          <w:color w:val="1A1C1E"/>
+          <w:spacing w:val="0"/>
+          <w:sz w:val="26"/>
+          <w:szCs w:val="26"/>
+          <w:shd w:val="clear" w:fill="FFFFFF"/>
+        </w:rPr>
+      </w:pPr>
+      <w:r>
+        <w:rPr>
+          <w:rFonts w:hint="default" w:ascii="SimSun" w:hAnsi="SimSun" w:eastAsia="SimSun" w:cs="SimSun"/>
+          <w:i w:val="0"/>
+          <w:iCs w:val="0"/>
+          <w:caps w:val="0"/>
+          <w:color w:val="1A1C1E"/>
+          <w:spacing w:val="0"/>
+          <w:sz w:val="26"/>
+          <w:szCs w:val="26"/>
+          <w:shd w:val="clear" w:fill="FFFFFF"/>
+        </w:rPr>
+        <w:t>프랙탈이란 그 일부를 확대했을 때 전체와 동일하게 보이는 구조이다. 눈송이 하나부터 양치류 잎사귀, 강줄기의 갈라짐에 이르기까지, 자연은 마치 프랙탈의 대가인 예술가와 같다. 이 프랙탈이라는 렌즈를 통해 우주를 바라볼 때, 놀라운 질서가 드러난다.</w:t>
+      </w:r>
+    </w:p>
+    <w:p>
+      <w:pPr>
+        <w:pStyle w:val="4"/>
+        <w:keepNext w:val="0"/>
+        <w:keepLines w:val="0"/>
+        <w:widowControl/>
+        <w:suppressLineNumbers w:val="0"/>
+        <w:shd w:val="clear" w:fill="FFFFFF"/>
+        <w:spacing w:before="0" w:beforeAutospacing="1" w:after="216" w:afterAutospacing="0" w:line="240" w:lineRule="atLeast"/>
+        <w:ind w:left="0" w:right="0" w:firstLine="0"/>
+        <w:rPr>
+          <w:rFonts w:hint="default" w:ascii="SimSun" w:hAnsi="SimSun" w:eastAsia="SimSun" w:cs="SimSun"/>
+          <w:i w:val="0"/>
+          <w:iCs w:val="0"/>
+          <w:caps w:val="0"/>
+          <w:color w:val="1A1C1E"/>
+          <w:spacing w:val="0"/>
+          <w:sz w:val="26"/>
+          <w:szCs w:val="26"/>
+          <w:shd w:val="clear" w:fill="FFFFFF"/>
+        </w:rPr>
+      </w:pPr>
+      <w:r>
+        <w:rPr>
+          <w:rFonts w:hint="default" w:ascii="SimSun" w:hAnsi="SimSun" w:eastAsia="SimSun" w:cs="SimSun"/>
+          <w:i w:val="0"/>
+          <w:iCs w:val="0"/>
+          <w:caps w:val="0"/>
+          <w:color w:val="1A1C1E"/>
+          <w:spacing w:val="0"/>
+          <w:sz w:val="26"/>
+          <w:szCs w:val="26"/>
+          <w:shd w:val="clear" w:fill="FFFFFF"/>
+        </w:rPr>
+        <w:t>이 프랙탈 구조를 시각화하기 위해, '기본 입자'(주어진 단계의 구형 입자)와 '중간 구조'(더 낮은 단계의 입자들로 형성된 시스템)를 명확히 구별하는 계층적 시스템을 구축해 보자.</w:t>
+      </w:r>
+    </w:p>
+    <w:p>
+      <w:pPr>
+        <w:keepNext w:val="0"/>
+        <w:keepLines w:val="0"/>
+        <w:widowControl/>
+        <w:numPr>
+          <w:numId w:val="0"/>
+        </w:numPr>
+        <w:suppressLineNumbers w:val="0"/>
+        <w:spacing w:before="0" w:beforeAutospacing="1" w:after="0" w:afterAutospacing="1" w:line="240" w:lineRule="atLeast"/>
+        <w:rPr>
+          <w:rFonts w:hint="default" w:ascii="sans-serif" w:hAnsi="sans-serif" w:eastAsia="sans-serif" w:cs="sans-serif"/>
+          <w:sz w:val="16"/>
+          <w:szCs w:val="16"/>
+        </w:rPr>
+      </w:pPr>
     </w:p>
     <w:p>
       <w:pPr>
@@ -3239,7 +3223,14 @@
         <w:spacing w:before="0" w:beforeAutospacing="1" w:after="216" w:afterAutospacing="0" w:line="240" w:lineRule="atLeast"/>
         <w:ind w:left="420" w:leftChars="0" w:right="0" w:hanging="420" w:firstLineChars="0"/>
         <w:rPr>
-          <w:rFonts w:hint="eastAsia" w:ascii="SimSun" w:hAnsi="SimSun" w:eastAsia="SimSun" w:cs="SimSun"/>
+          <w:rFonts w:hint="default" w:ascii="sans-serif" w:hAnsi="sans-serif" w:eastAsia="sans-serif" w:cs="sans-serif"/>
+          <w:sz w:val="16"/>
+          <w:szCs w:val="16"/>
+        </w:rPr>
+      </w:pPr>
+      <w:r>
+        <w:rPr>
+          <w:rFonts w:hint="default" w:ascii="SimSun" w:hAnsi="SimSun" w:eastAsia="SimSun" w:cs="SimSun"/>
           <w:b/>
           <w:bCs/>
           <w:i w:val="0"/>
@@ -3249,23 +3240,97 @@
           <w:spacing w:val="0"/>
           <w:sz w:val="26"/>
           <w:szCs w:val="26"/>
-        </w:rPr>
-      </w:pPr>
-      <w:r>
-        <w:rPr>
-          <w:rFonts w:hint="eastAsia" w:ascii="SimSun" w:hAnsi="SimSun" w:eastAsia="SimSun" w:cs="SimSun"/>
-          <w:b/>
-          <w:bCs/>
-          <w:i w:val="0"/>
-          <w:iCs w:val="0"/>
-          <w:caps w:val="0"/>
-          <w:color w:val="1A1C1E"/>
-          <w:spacing w:val="0"/>
-          <w:sz w:val="26"/>
-          <w:szCs w:val="26"/>
-          <w:shd w:val="clear" w:fill="FFFFFF"/>
-        </w:rPr>
-        <w:t>0단계는 원자이다.</w:t>
+          <w:shd w:val="clear" w:fill="FFFFFF"/>
+        </w:rPr>
+        <w:t>+1단계: 기본 입자는 천체이다.</w:t>
+      </w:r>
+    </w:p>
+    <w:p>
+      <w:pPr>
+        <w:keepNext w:val="0"/>
+        <w:keepLines w:val="0"/>
+        <w:pageBreakBefore w:val="0"/>
+        <w:widowControl/>
+        <w:numPr>
+          <w:ilvl w:val="1"/>
+          <w:numId w:val="4"/>
+        </w:numPr>
+        <w:suppressLineNumbers w:val="0"/>
+        <w:kinsoku/>
+        <w:wordWrap/>
+        <w:overflowPunct/>
+        <w:topLinePunct w:val="0"/>
+        <w:autoSpaceDE/>
+        <w:autoSpaceDN/>
+        <w:bidi w:val="0"/>
+        <w:adjustRightInd/>
+        <w:snapToGrid/>
+        <w:spacing w:before="260" w:beforeAutospacing="0" w:after="260" w:afterAutospacing="0" w:line="240" w:lineRule="atLeast"/>
+        <w:ind w:left="806" w:leftChars="0" w:hanging="360" w:firstLineChars="0"/>
+        <w:textAlignment w:val="auto"/>
+        <w:rPr>
+          <w:rFonts w:hint="default" w:ascii="sans-serif" w:hAnsi="sans-serif" w:eastAsia="sans-serif" w:cs="sans-serif"/>
+          <w:sz w:val="16"/>
+          <w:szCs w:val="16"/>
+        </w:rPr>
+      </w:pPr>
+      <w:r>
+        <w:rPr>
+          <w:rFonts w:hint="default" w:ascii="SimSun" w:hAnsi="SimSun" w:eastAsia="SimSun" w:cs="SimSun"/>
+          <w:i w:val="0"/>
+          <w:iCs w:val="0"/>
+          <w:caps w:val="0"/>
+          <w:color w:val="1A1C1E"/>
+          <w:spacing w:val="0"/>
+          <w:sz w:val="26"/>
+          <w:szCs w:val="26"/>
+          <w:shd w:val="clear" w:fill="FFFFFF"/>
+        </w:rPr>
+        <w:t>특유의 구형을 지닌 항성과 행성이 바로 이 단계의 "기본 입자"이다.</w:t>
+      </w:r>
+    </w:p>
+    <w:p>
+      <w:pPr>
+        <w:keepNext w:val="0"/>
+        <w:keepLines w:val="0"/>
+        <w:pageBreakBefore w:val="0"/>
+        <w:widowControl/>
+        <w:numPr>
+          <w:ilvl w:val="1"/>
+          <w:numId w:val="4"/>
+        </w:numPr>
+        <w:suppressLineNumbers w:val="0"/>
+        <w:kinsoku/>
+        <w:wordWrap/>
+        <w:overflowPunct/>
+        <w:topLinePunct w:val="0"/>
+        <w:autoSpaceDE/>
+        <w:autoSpaceDN/>
+        <w:bidi w:val="0"/>
+        <w:adjustRightInd/>
+        <w:snapToGrid/>
+        <w:spacing w:before="260" w:beforeAutospacing="0" w:after="260" w:afterAutospacing="0" w:line="240" w:lineRule="atLeast"/>
+        <w:ind w:left="806" w:leftChars="0" w:hanging="360" w:firstLineChars="0"/>
+        <w:textAlignment w:val="auto"/>
+        <w:rPr>
+          <w:rFonts w:hint="default" w:ascii="sans-serif" w:hAnsi="sans-serif" w:eastAsia="sans-serif" w:cs="sans-serif"/>
+          <w:sz w:val="16"/>
+          <w:szCs w:val="16"/>
+        </w:rPr>
+      </w:pPr>
+      <w:r>
+        <w:rPr>
+          <w:rFonts w:hint="default" w:ascii="SimSun" w:hAnsi="SimSun" w:eastAsia="SimSun" w:cs="SimSun"/>
+          <w:i w:val="0"/>
+          <w:iCs w:val="0"/>
+          <w:caps w:val="0"/>
+          <w:color w:val="1A1C1E"/>
+          <w:spacing w:val="0"/>
+          <w:sz w:val="26"/>
+          <w:szCs w:val="26"/>
+          <w:shd w:val="clear" w:fill="FFFFFF"/>
+        </w:rPr>
+        <w:t>이 +1단계의 "입자"들로부터 더 복잡한 중간 구조가 형성된다. 태양계(하나의 중심 입자와 위성 입자들), 은하(수십억 개의 입자로 이루어진 집단), 은하단 등이 그것이다.</w:t>
       </w:r>
     </w:p>
     <w:p>
@@ -3283,19 +3348,14 @@
         <w:spacing w:before="0" w:beforeAutospacing="1" w:after="216" w:afterAutospacing="0" w:line="240" w:lineRule="atLeast"/>
         <w:ind w:left="420" w:leftChars="0" w:right="0" w:hanging="420" w:firstLineChars="0"/>
         <w:rPr>
-          <w:rFonts w:hint="eastAsia" w:ascii="SimSun" w:hAnsi="SimSun" w:eastAsia="SimSun" w:cs="SimSun"/>
-          <w:i w:val="0"/>
-          <w:iCs w:val="0"/>
-          <w:caps w:val="0"/>
-          <w:color w:val="1A1C1E"/>
-          <w:spacing w:val="0"/>
-          <w:sz w:val="26"/>
-          <w:szCs w:val="26"/>
-        </w:rPr>
-      </w:pPr>
-      <w:r>
-        <w:rPr>
-          <w:rFonts w:hint="eastAsia" w:ascii="SimSun" w:hAnsi="SimSun" w:eastAsia="SimSun" w:cs="SimSun"/>
+          <w:rFonts w:hint="default" w:ascii="sans-serif" w:hAnsi="sans-serif" w:eastAsia="sans-serif" w:cs="sans-serif"/>
+          <w:sz w:val="16"/>
+          <w:szCs w:val="16"/>
+        </w:rPr>
+      </w:pPr>
+      <w:r>
+        <w:rPr>
+          <w:rFonts w:hint="default" w:ascii="SimSun" w:hAnsi="SimSun" w:eastAsia="SimSun" w:cs="SimSun"/>
           <w:b/>
           <w:bCs/>
           <w:i w:val="0"/>
@@ -3307,23 +3367,34 @@
           <w:szCs w:val="26"/>
           <w:shd w:val="clear" w:fill="FFFFFF"/>
         </w:rPr>
-        <w:t>+1단계는 천체이다.</w:t>
-      </w:r>
-      <w:r>
-        <w:rPr>
-          <w:rFonts w:hint="eastAsia" w:ascii="SimSun" w:hAnsi="SimSun" w:eastAsia="SimSun" w:cs="SimSun"/>
-          <w:i w:val="0"/>
-          <w:iCs w:val="0"/>
-          <w:caps w:val="0"/>
-          <w:color w:val="1A1C1E"/>
-          <w:spacing w:val="0"/>
-          <w:sz w:val="26"/>
-          <w:szCs w:val="26"/>
-          <w:shd w:val="clear" w:fill="FFFFFF"/>
-        </w:rPr>
-        <w:t xml:space="preserve"> 작은 운석에서 거대한 별에 이르기까지.</w:t>
-      </w:r>
-      <w:r>
+        <w:t>그렇다면, 0단계의 기본 입자는 무엇인가?</w:t>
+      </w:r>
+      <w:bookmarkStart w:id="0" w:name="_GoBack"/>
+      <w:bookmarkEnd w:id="0"/>
+    </w:p>
+    <w:p>
+      <w:pPr>
+        <w:keepNext w:val="0"/>
+        <w:keepLines w:val="0"/>
+        <w:pageBreakBefore w:val="0"/>
+        <w:widowControl/>
+        <w:numPr>
+          <w:ilvl w:val="1"/>
+          <w:numId w:val="4"/>
+        </w:numPr>
+        <w:suppressLineNumbers w:val="0"/>
+        <w:kinsoku/>
+        <w:wordWrap/>
+        <w:overflowPunct/>
+        <w:topLinePunct w:val="0"/>
+        <w:autoSpaceDE/>
+        <w:autoSpaceDN/>
+        <w:bidi w:val="0"/>
+        <w:adjustRightInd/>
+        <w:snapToGrid/>
+        <w:spacing w:before="260" w:beforeAutospacing="0" w:after="260" w:afterAutospacing="0" w:line="240" w:lineRule="atLeast"/>
+        <w:ind w:left="806" w:leftChars="0" w:hanging="360" w:firstLineChars="0"/>
+        <w:textAlignment w:val="auto"/>
         <w:rPr>
           <w:rFonts w:hint="default" w:ascii="SimSun" w:hAnsi="SimSun" w:eastAsia="SimSun" w:cs="SimSun"/>
           <w:i w:val="0"/>
@@ -3334,61 +3405,182 @@
           <w:sz w:val="26"/>
           <w:szCs w:val="26"/>
           <w:shd w:val="clear" w:fill="FFFFFF"/>
-          <w:lang w:val="en-US"/>
-        </w:rPr>
-        <w:t xml:space="preserve"> </w:t>
-      </w:r>
-      <w:r>
-        <w:rPr>
-          <w:rFonts w:hint="eastAsia" w:ascii="SimSun" w:hAnsi="SimSun" w:eastAsia="SimSun" w:cs="SimSun"/>
-          <w:i w:val="0"/>
-          <w:iCs w:val="0"/>
-          <w:caps w:val="0"/>
-          <w:color w:val="1A1C1E"/>
-          <w:spacing w:val="0"/>
-          <w:sz w:val="26"/>
-          <w:szCs w:val="26"/>
-          <w:shd w:val="clear" w:fill="FFFFFF"/>
-        </w:rPr>
-        <w:t>그렇다면 인간, 동물, 식물은 무엇인가? 우리는 믿을 수 없을 정도로 복잡한 중간 형태의 존재이며, 무수한 0단계 입자로 구성된 살아있는 몸으로, 이 행성이라는 +1단계 입자의 표면에 존재한다. 태양계나 심지어 은하와 같은 더 장대한 구조 역시 중간 구조이다. 하나의 은하는 거대한 '세포 덩어리'와 같으며, 수십억 개의 +1단계 입자의 집합체이다.</w:t>
-      </w:r>
-    </w:p>
-    <w:p>
-      <w:pPr>
-        <w:pStyle w:val="4"/>
-        <w:keepNext w:val="0"/>
-        <w:keepLines w:val="0"/>
-        <w:widowControl/>
-        <w:suppressLineNumbers w:val="0"/>
-        <w:shd w:val="clear" w:fill="FFFFFF"/>
-        <w:spacing w:before="0" w:beforeAutospacing="1" w:after="216" w:afterAutospacing="0" w:line="240" w:lineRule="atLeast"/>
-        <w:ind w:left="0" w:right="0" w:firstLine="0"/>
-        <w:rPr>
-          <w:rFonts w:hint="eastAsia" w:ascii="SimSun" w:hAnsi="SimSun" w:eastAsia="SimSun" w:cs="SimSun"/>
-          <w:i w:val="0"/>
-          <w:iCs w:val="0"/>
-          <w:caps w:val="0"/>
-          <w:color w:val="1A1C1E"/>
-          <w:spacing w:val="0"/>
-          <w:sz w:val="26"/>
-          <w:szCs w:val="26"/>
-          <w:shd w:val="clear" w:fill="FFFFFF"/>
-        </w:rPr>
-      </w:pPr>
-      <w:r>
-        <w:rPr>
-          <w:rFonts w:hint="eastAsia" w:ascii="SimSun" w:hAnsi="SimSun" w:eastAsia="SimSun" w:cs="SimSun"/>
-          <w:i w:val="0"/>
-          <w:iCs w:val="0"/>
-          <w:caps w:val="0"/>
-          <w:color w:val="1A1C1E"/>
-          <w:spacing w:val="0"/>
-          <w:sz w:val="26"/>
-          <w:szCs w:val="26"/>
-          <w:shd w:val="clear" w:fill="FFFFFF"/>
-        </w:rPr>
-        <w:t>압도적인 질문은 이것이다. 그렇다면 +2단계의 입자는 무엇인가? 아마도 오늘날 과학에 알려진 '관측 가능한 우주' 전체가 바로 그런 입자 하나일 뿐이며, 그것은 다시 훨씬 더 크고 무한한 구조의 일부일 것이다. 미시 우주와 거시 우주는 동일한 존재 축의 반대 방향일 뿐이다. 가장 작은 것과 가장 큰 것은 분리되어 있지 않다. 그것들은 같은 동전의 양면처럼 서로를 비춘다. 만약 어느 한 방향으로 충분히 멀리 여행한다면, 아마도 다른 쪽 끝에서 자기 자신을 만나게 될 것이다.</w:t>
-      </w:r>
+        </w:rPr>
+      </w:pPr>
+      <w:r>
+        <w:rPr>
+          <w:rFonts w:hint="default" w:ascii="SimSun" w:hAnsi="SimSun" w:eastAsia="SimSun" w:cs="SimSun"/>
+          <w:i w:val="0"/>
+          <w:iCs w:val="0"/>
+          <w:caps w:val="0"/>
+          <w:color w:val="1A1C1E"/>
+          <w:spacing w:val="0"/>
+          <w:sz w:val="26"/>
+          <w:szCs w:val="26"/>
+          <w:shd w:val="clear" w:fill="FFFFFF"/>
+        </w:rPr>
+        <w:t>입자물리학의 여정이야말로 이 질문에 대한 답을 찾는 과정 그 자체이다. 우리는 원자를 발견했지만, 원자핵과 그 주위를 도는 전자로 이루어진 그 구조는 명백히 축소된 태양계와 같은 "중간 구조"이다.</w:t>
+      </w:r>
+    </w:p>
+    <w:p>
+      <w:pPr>
+        <w:keepNext w:val="0"/>
+        <w:keepLines w:val="0"/>
+        <w:pageBreakBefore w:val="0"/>
+        <w:widowControl/>
+        <w:numPr>
+          <w:ilvl w:val="1"/>
+          <w:numId w:val="4"/>
+        </w:numPr>
+        <w:suppressLineNumbers w:val="0"/>
+        <w:kinsoku/>
+        <w:wordWrap/>
+        <w:overflowPunct/>
+        <w:topLinePunct w:val="0"/>
+        <w:autoSpaceDE/>
+        <w:autoSpaceDN/>
+        <w:bidi w:val="0"/>
+        <w:adjustRightInd/>
+        <w:snapToGrid/>
+        <w:spacing w:before="260" w:beforeAutospacing="0" w:after="260" w:afterAutospacing="0" w:line="240" w:lineRule="atLeast"/>
+        <w:ind w:left="806" w:leftChars="0" w:hanging="360" w:firstLineChars="0"/>
+        <w:textAlignment w:val="auto"/>
+        <w:rPr>
+          <w:rFonts w:hint="default" w:ascii="SimSun" w:hAnsi="SimSun" w:eastAsia="SimSun" w:cs="SimSun"/>
+          <w:i w:val="0"/>
+          <w:iCs w:val="0"/>
+          <w:caps w:val="0"/>
+          <w:color w:val="1A1C1E"/>
+          <w:spacing w:val="0"/>
+          <w:sz w:val="26"/>
+          <w:szCs w:val="26"/>
+          <w:shd w:val="clear" w:fill="FFFFFF"/>
+        </w:rPr>
+      </w:pPr>
+      <w:r>
+        <w:rPr>
+          <w:rFonts w:hint="default" w:ascii="SimSun" w:hAnsi="SimSun" w:eastAsia="SimSun" w:cs="SimSun"/>
+          <w:i w:val="0"/>
+          <w:iCs w:val="0"/>
+          <w:caps w:val="0"/>
+          <w:color w:val="1A1C1E"/>
+          <w:spacing w:val="0"/>
+          <w:sz w:val="26"/>
+          <w:szCs w:val="26"/>
+          <w:shd w:val="clear" w:fill="FFFFFF"/>
+        </w:rPr>
+        <w:t>우리의 프랙탈 논리에 따르면, 0단계의 기본 입자는 무수히 많은 -1단계의 기본 입자들로 구성되어야 한다. 하지만 여기서 우리는 현대 과학과 흥미로운 모순에 직면한다. 물리학에 따르면 양성자(원자핵의 구성 요소)는 단 3개의 쿼크로 이루어져 있다. 만약 그렇다면, 우리의 정의에 따라 양성자도 쿼크도 "기본 입자"로 간주될 수 없다. 그것들은 미시세계의 더 깊은 곳으로 향하는 길 위에 있는 아주 작은 "중간 구조"일 뿐이다.</w:t>
+      </w:r>
+    </w:p>
+    <w:p>
+      <w:pPr>
+        <w:keepNext w:val="0"/>
+        <w:keepLines w:val="0"/>
+        <w:pageBreakBefore w:val="0"/>
+        <w:widowControl/>
+        <w:numPr>
+          <w:ilvl w:val="1"/>
+          <w:numId w:val="4"/>
+        </w:numPr>
+        <w:suppressLineNumbers w:val="0"/>
+        <w:kinsoku/>
+        <w:wordWrap/>
+        <w:overflowPunct/>
+        <w:topLinePunct w:val="0"/>
+        <w:autoSpaceDE/>
+        <w:autoSpaceDN/>
+        <w:bidi w:val="0"/>
+        <w:adjustRightInd/>
+        <w:snapToGrid/>
+        <w:spacing w:before="260" w:beforeAutospacing="0" w:after="260" w:afterAutospacing="0" w:line="240" w:lineRule="atLeast"/>
+        <w:ind w:left="806" w:leftChars="0" w:hanging="360" w:firstLineChars="0"/>
+        <w:textAlignment w:val="auto"/>
+        <w:rPr>
+          <w:rFonts w:hint="default" w:ascii="SimSun" w:hAnsi="SimSun" w:eastAsia="SimSun" w:cs="SimSun"/>
+          <w:i w:val="0"/>
+          <w:iCs w:val="0"/>
+          <w:caps w:val="0"/>
+          <w:color w:val="1A1C1E"/>
+          <w:spacing w:val="0"/>
+          <w:sz w:val="26"/>
+          <w:szCs w:val="26"/>
+          <w:shd w:val="clear" w:fill="FFFFFF"/>
+        </w:rPr>
+      </w:pPr>
+      <w:r>
+        <w:rPr>
+          <w:rFonts w:hint="default" w:ascii="SimSun" w:hAnsi="SimSun" w:eastAsia="SimSun" w:cs="SimSun"/>
+          <w:i w:val="0"/>
+          <w:iCs w:val="0"/>
+          <w:caps w:val="0"/>
+          <w:color w:val="1A1C1E"/>
+          <w:spacing w:val="0"/>
+          <w:sz w:val="26"/>
+          <w:szCs w:val="26"/>
+          <w:shd w:val="clear" w:fill="FFFFFF"/>
+        </w:rPr>
+        <w:t>이것이 과학이 틀렸다는 의미는 아니다. 이는 단지 놀라운 가능성을 시사할 뿐이다. 즉, 가장 강력한 입자 가속기로도 우리는 아직 0단계의 진정한 "기본 입자"에 도달하지 못했으며, 더 깊은 미시적 단계에 대해서는 아는 바가 거의 없을지도 모른다는 것이다. 우리가 오늘날 알고 있는 것은 무한한 미시세계라는 바다의 표면에 불과할 수 있다.</w:t>
+      </w:r>
+    </w:p>
+    <w:p>
+      <w:pPr>
+        <w:pStyle w:val="4"/>
+        <w:keepNext w:val="0"/>
+        <w:keepLines w:val="0"/>
+        <w:widowControl/>
+        <w:suppressLineNumbers w:val="0"/>
+        <w:shd w:val="clear" w:fill="FFFFFF"/>
+        <w:spacing w:before="0" w:beforeAutospacing="1" w:after="216" w:afterAutospacing="0" w:line="240" w:lineRule="atLeast"/>
+        <w:ind w:left="0" w:right="0" w:firstLine="0"/>
+        <w:rPr>
+          <w:rFonts w:hint="default" w:ascii="SimSun" w:hAnsi="SimSun" w:eastAsia="SimSun" w:cs="SimSun"/>
+          <w:i w:val="0"/>
+          <w:iCs w:val="0"/>
+          <w:caps w:val="0"/>
+          <w:color w:val="1A1C1E"/>
+          <w:spacing w:val="0"/>
+          <w:sz w:val="26"/>
+          <w:szCs w:val="26"/>
+          <w:shd w:val="clear" w:fill="FFFFFF"/>
+        </w:rPr>
+      </w:pPr>
+      <w:r>
+        <w:rPr>
+          <w:rFonts w:hint="default" w:ascii="SimSun" w:hAnsi="SimSun" w:eastAsia="SimSun" w:cs="SimSun"/>
+          <w:i w:val="0"/>
+          <w:iCs w:val="0"/>
+          <w:caps w:val="0"/>
+          <w:color w:val="1A1C1E"/>
+          <w:spacing w:val="0"/>
+          <w:sz w:val="26"/>
+          <w:szCs w:val="26"/>
+          <w:shd w:val="clear" w:fill="FFFFFF"/>
+        </w:rPr>
+        <w:t>이러한 관점에서 볼 때, 우주는 단순히 작은 것에서 큰 것으로 향하는 직선이 아니다. 그것은 미시적 방향과 거시적 방향 양쪽으로 무한히 층을 이룬 구조이다. 가장 작은 것과 가장 큰 것은 분리되어 있지 않으며, 같은 동전의 양면처럼 서로를 비춘다. 태양계의 구조를 이해하는 것은 원자의 구조를 상상하는 데 도움이 될 수 있다. 그리고 무한한 미시적 단계의 존재를 인정하는 것은, 우리가 관찰하는 거시 세계 자체가 훨씬 더 장대한 구조 속의 하나의 "입자"에 불과할 수 있다는 가능성을 열어준다.</w:t>
+      </w:r>
+    </w:p>
+    <w:p>
+      <w:pPr>
+        <w:pStyle w:val="4"/>
+        <w:keepNext w:val="0"/>
+        <w:keepLines w:val="0"/>
+        <w:widowControl/>
+        <w:suppressLineNumbers w:val="0"/>
+        <w:shd w:val="clear" w:fill="FFFFFF"/>
+        <w:spacing w:before="0" w:beforeAutospacing="1" w:after="216" w:afterAutospacing="0" w:line="240" w:lineRule="atLeast"/>
+        <w:ind w:left="0" w:right="0" w:firstLine="0"/>
+        <w:rPr>
+          <w:rFonts w:hint="eastAsia" w:ascii="SimSun" w:hAnsi="SimSun" w:eastAsia="SimSun" w:cs="SimSun"/>
+          <w:i w:val="0"/>
+          <w:iCs w:val="0"/>
+          <w:caps w:val="0"/>
+          <w:color w:val="1A1C1E"/>
+          <w:spacing w:val="0"/>
+          <w:sz w:val="26"/>
+          <w:szCs w:val="26"/>
+          <w:shd w:val="clear" w:fill="FFFFFF"/>
+        </w:rPr>
+      </w:pPr>
     </w:p>
     <w:p>
       <w:pPr>
@@ -3497,7 +3689,7 @@
         <w:widowControl/>
         <w:numPr>
           <w:ilvl w:val="0"/>
-          <w:numId w:val="4"/>
+          <w:numId w:val="5"/>
         </w:numPr>
         <w:suppressLineNumbers w:val="0"/>
         <w:shd w:val="clear" w:fill="FFFFFF"/>
@@ -3553,7 +3745,7 @@
         <w:widowControl/>
         <w:numPr>
           <w:ilvl w:val="0"/>
-          <w:numId w:val="4"/>
+          <w:numId w:val="5"/>
         </w:numPr>
         <w:suppressLineNumbers w:val="0"/>
         <w:shd w:val="clear" w:fill="FFFFFF"/>
@@ -3609,7 +3801,7 @@
         <w:widowControl/>
         <w:numPr>
           <w:ilvl w:val="0"/>
-          <w:numId w:val="4"/>
+          <w:numId w:val="5"/>
         </w:numPr>
         <w:suppressLineNumbers w:val="0"/>
         <w:shd w:val="clear" w:fill="FFFFFF"/>
@@ -3900,7 +4092,6 @@
         </w:rPr>
         <w:t xml:space="preserve">우리가 하늘을 올려다볼 때, 우리는 우주의 과거를 보고 있습니다. 그러나 우리가 내면을 들여다볼 때, 아마도 우리는 그 본질 자체에 닿고 있는 것일 겁니다. 우주를 이해한다는 것은, 아마도, 자신의 숨결에 귀를 기울이는 것에서 시작될 겁니다. 왜냐하면 저 밖에서 일어나고 있는 일들—그 팽창, 그 균형, 그 빛과 어둠, 그 고요함과 움직임—이, 바로 우리 자신의 내면에서 펼쳐지고 있는 춤을 비추는 거울에 불과할지도 모르기 때문입니다. </w:t>
       </w:r>
-      <w:bookmarkStart w:id="0" w:name="_GoBack"/>
       <w:r>
         <w:rPr>
           <w:rFonts w:hint="eastAsia" w:ascii="SimSun" w:hAnsi="SimSun" w:eastAsia="SimSun" w:cs="SimSun"/>
@@ -3917,7 +4108,6 @@
         </w:rPr>
         <w:t>그렇지 않습니까?</w:t>
       </w:r>
-      <w:bookmarkEnd w:id="0"/>
     </w:p>
     <w:p>
       <w:pPr>
@@ -3941,6 +4131,175 @@
 <file path=word/numbering.xml><?xml version="1.0" encoding="utf-8"?>
 <w:numbering xmlns:wpc="http://schemas.microsoft.com/office/word/2010/wordprocessingCanvas" xmlns:mc="http://schemas.openxmlformats.org/markup-compatibility/2006" xmlns:o="urn:schemas-microsoft-com:office:office" xmlns:r="http://schemas.openxmlformats.org/officeDocument/2006/relationships" xmlns:m="http://schemas.openxmlformats.org/officeDocument/2006/math" xmlns:v="urn:schemas-microsoft-com:vml" xmlns:wp14="http://schemas.microsoft.com/office/word/2010/wordprocessingDrawing" xmlns:wp="http://schemas.openxmlformats.org/drawingml/2006/wordprocessingDrawing" xmlns:w10="urn:schemas-microsoft-com:office:word" xmlns:w="http://schemas.openxmlformats.org/wordprocessingml/2006/main" xmlns:w14="http://schemas.microsoft.com/office/word/2010/wordml" xmlns:wpg="http://schemas.microsoft.com/office/word/2010/wordprocessingGroup" xmlns:wpi="http://schemas.microsoft.com/office/word/2010/wordprocessingInk" xmlns:wne="http://schemas.microsoft.com/office/word/2006/wordml" xmlns:wps="http://schemas.microsoft.com/office/word/2010/wordprocessingShape" xmlns:wpsCustomData="http://www.wps.cn/officeDocument/2013/wpsCustomData" mc:Ignorable="w14 wp14">
   <w:abstractNum w:abstractNumId="0">
+    <w:nsid w:val="B379BE42"/>
+    <w:multiLevelType w:val="singleLevel"/>
+    <w:tmpl w:val="B379BE42"/>
+    <w:lvl w:ilvl="0" w:tentative="0">
+      <w:start w:val="1"/>
+      <w:numFmt w:val="bullet"/>
+      <w:lvlText w:val=""/>
+      <w:lvlJc w:val="left"/>
+      <w:pPr>
+        <w:tabs>
+          <w:tab w:val="left" w:pos="420"/>
+        </w:tabs>
+        <w:ind w:left="420" w:leftChars="0" w:hanging="420" w:firstLineChars="0"/>
+      </w:pPr>
+      <w:rPr>
+        <w:rFonts w:hint="default" w:ascii="Wingdings" w:hAnsi="Wingdings"/>
+      </w:rPr>
+    </w:lvl>
+  </w:abstractNum>
+  <w:abstractNum w:abstractNumId="1">
+    <w:nsid w:val="E77AF441"/>
+    <w:multiLevelType w:val="multilevel"/>
+    <w:tmpl w:val="E77AF441"/>
+    <w:lvl w:ilvl="0" w:tentative="0">
+      <w:start w:val="1"/>
+      <w:numFmt w:val="bullet"/>
+      <w:lvlText w:val=""/>
+      <w:lvlJc w:val="left"/>
+      <w:pPr>
+        <w:tabs>
+          <w:tab w:val="left" w:pos="720"/>
+        </w:tabs>
+        <w:ind w:left="720" w:hanging="360"/>
+      </w:pPr>
+      <w:rPr>
+        <w:rFonts w:ascii="Symbol" w:hAnsi="Symbol" w:cs="Symbol"/>
+        <w:sz w:val="20"/>
+      </w:rPr>
+    </w:lvl>
+    <w:lvl w:ilvl="1" w:tentative="0">
+      <w:start w:val="1"/>
+      <w:numFmt w:val="bullet"/>
+      <w:lvlText w:val="o"/>
+      <w:lvlJc w:val="left"/>
+      <w:pPr>
+        <w:tabs>
+          <w:tab w:val="left" w:pos="1440"/>
+        </w:tabs>
+        <w:ind w:left="1440" w:hanging="360"/>
+      </w:pPr>
+      <w:rPr>
+        <w:rFonts w:ascii="Courier New" w:hAnsi="Courier New" w:cs="Courier New"/>
+        <w:sz w:val="20"/>
+      </w:rPr>
+    </w:lvl>
+    <w:lvl w:ilvl="2" w:tentative="0">
+      <w:start w:val="1"/>
+      <w:numFmt w:val="bullet"/>
+      <w:lvlText w:val=""/>
+      <w:lvlJc w:val="left"/>
+      <w:pPr>
+        <w:tabs>
+          <w:tab w:val="left" w:pos="2160"/>
+        </w:tabs>
+        <w:ind w:left="2160" w:hanging="360"/>
+      </w:pPr>
+      <w:rPr>
+        <w:rFonts w:ascii="Wingdings" w:hAnsi="Wingdings" w:cs="Wingdings"/>
+        <w:sz w:val="20"/>
+      </w:rPr>
+    </w:lvl>
+    <w:lvl w:ilvl="3" w:tentative="0">
+      <w:start w:val="1"/>
+      <w:numFmt w:val="bullet"/>
+      <w:lvlText w:val=""/>
+      <w:lvlJc w:val="left"/>
+      <w:pPr>
+        <w:tabs>
+          <w:tab w:val="left" w:pos="2880"/>
+        </w:tabs>
+        <w:ind w:left="2880" w:hanging="360"/>
+      </w:pPr>
+      <w:rPr>
+        <w:rFonts w:hint="default" w:ascii="Wingdings" w:hAnsi="Wingdings" w:cs="Wingdings"/>
+        <w:sz w:val="20"/>
+      </w:rPr>
+    </w:lvl>
+    <w:lvl w:ilvl="4" w:tentative="0">
+      <w:start w:val="1"/>
+      <w:numFmt w:val="bullet"/>
+      <w:lvlText w:val=""/>
+      <w:lvlJc w:val="left"/>
+      <w:pPr>
+        <w:tabs>
+          <w:tab w:val="left" w:pos="3600"/>
+        </w:tabs>
+        <w:ind w:left="3600" w:hanging="360"/>
+      </w:pPr>
+      <w:rPr>
+        <w:rFonts w:hint="default" w:ascii="Wingdings" w:hAnsi="Wingdings" w:cs="Wingdings"/>
+        <w:sz w:val="20"/>
+      </w:rPr>
+    </w:lvl>
+    <w:lvl w:ilvl="5" w:tentative="0">
+      <w:start w:val="1"/>
+      <w:numFmt w:val="bullet"/>
+      <w:lvlText w:val=""/>
+      <w:lvlJc w:val="left"/>
+      <w:pPr>
+        <w:tabs>
+          <w:tab w:val="left" w:pos="4320"/>
+        </w:tabs>
+        <w:ind w:left="4320" w:hanging="360"/>
+      </w:pPr>
+      <w:rPr>
+        <w:rFonts w:hint="default" w:ascii="Wingdings" w:hAnsi="Wingdings" w:cs="Wingdings"/>
+        <w:sz w:val="20"/>
+      </w:rPr>
+    </w:lvl>
+    <w:lvl w:ilvl="6" w:tentative="0">
+      <w:start w:val="1"/>
+      <w:numFmt w:val="bullet"/>
+      <w:lvlText w:val=""/>
+      <w:lvlJc w:val="left"/>
+      <w:pPr>
+        <w:tabs>
+          <w:tab w:val="left" w:pos="5040"/>
+        </w:tabs>
+        <w:ind w:left="5040" w:hanging="360"/>
+      </w:pPr>
+      <w:rPr>
+        <w:rFonts w:hint="default" w:ascii="Wingdings" w:hAnsi="Wingdings" w:cs="Wingdings"/>
+        <w:sz w:val="20"/>
+      </w:rPr>
+    </w:lvl>
+    <w:lvl w:ilvl="7" w:tentative="0">
+      <w:start w:val="1"/>
+      <w:numFmt w:val="bullet"/>
+      <w:lvlText w:val=""/>
+      <w:lvlJc w:val="left"/>
+      <w:pPr>
+        <w:tabs>
+          <w:tab w:val="left" w:pos="5760"/>
+        </w:tabs>
+        <w:ind w:left="5760" w:hanging="360"/>
+      </w:pPr>
+      <w:rPr>
+        <w:rFonts w:hint="default" w:ascii="Wingdings" w:hAnsi="Wingdings" w:cs="Wingdings"/>
+        <w:sz w:val="20"/>
+      </w:rPr>
+    </w:lvl>
+    <w:lvl w:ilvl="8" w:tentative="0">
+      <w:start w:val="1"/>
+      <w:numFmt w:val="bullet"/>
+      <w:lvlText w:val=""/>
+      <w:lvlJc w:val="left"/>
+      <w:pPr>
+        <w:tabs>
+          <w:tab w:val="left" w:pos="6480"/>
+        </w:tabs>
+        <w:ind w:left="6480" w:hanging="360"/>
+      </w:pPr>
+      <w:rPr>
+        <w:rFonts w:hint="default" w:ascii="Wingdings" w:hAnsi="Wingdings" w:cs="Wingdings"/>
+        <w:sz w:val="20"/>
+      </w:rPr>
+    </w:lvl>
+  </w:abstractNum>
+  <w:abstractNum w:abstractNumId="2">
     <w:nsid w:val="E7BBCEE9"/>
     <w:multiLevelType w:val="singleLevel"/>
     <w:tmpl w:val="E7BBCEE9"/>
@@ -3960,7 +4319,7 @@
       </w:rPr>
     </w:lvl>
   </w:abstractNum>
-  <w:abstractNum w:abstractNumId="1">
+  <w:abstractNum w:abstractNumId="3">
     <w:nsid w:val="04493236"/>
     <w:multiLevelType w:val="singleLevel"/>
     <w:tmpl w:val="04493236"/>
@@ -3980,7 +4339,7 @@
       </w:rPr>
     </w:lvl>
   </w:abstractNum>
-  <w:abstractNum w:abstractNumId="2">
+  <w:abstractNum w:abstractNumId="4">
     <w:nsid w:val="137C6162"/>
     <w:multiLevelType w:val="singleLevel"/>
     <w:tmpl w:val="137C6162"/>
@@ -4000,37 +4359,20 @@
       </w:rPr>
     </w:lvl>
   </w:abstractNum>
-  <w:abstractNum w:abstractNumId="3">
-    <w:nsid w:val="70762777"/>
-    <w:multiLevelType w:val="singleLevel"/>
-    <w:tmpl w:val="70762777"/>
-    <w:lvl w:ilvl="0" w:tentative="0">
-      <w:start w:val="1"/>
-      <w:numFmt w:val="bullet"/>
-      <w:lvlText w:val=""/>
-      <w:lvlJc w:val="left"/>
-      <w:pPr>
-        <w:tabs>
-          <w:tab w:val="left" w:pos="420"/>
-        </w:tabs>
-        <w:ind w:left="420" w:leftChars="0" w:hanging="420" w:firstLineChars="0"/>
-      </w:pPr>
-      <w:rPr>
-        <w:rFonts w:hint="default" w:ascii="Wingdings" w:hAnsi="Wingdings"/>
-      </w:rPr>
-    </w:lvl>
-  </w:abstractNum>
   <w:num w:numId="1">
-    <w:abstractNumId w:val="0"/>
+    <w:abstractNumId w:val="2"/>
   </w:num>
   <w:num w:numId="2">
-    <w:abstractNumId w:val="2"/>
+    <w:abstractNumId w:val="4"/>
   </w:num>
   <w:num w:numId="3">
-    <w:abstractNumId w:val="3"/>
+    <w:abstractNumId w:val="0"/>
   </w:num>
   <w:num w:numId="4">
     <w:abstractNumId w:val="1"/>
+  </w:num>
+  <w:num w:numId="5">
+    <w:abstractNumId w:val="3"/>
   </w:num>
 </w:numbering>
 </file>
@@ -4138,7 +4480,7 @@
     <w:lsdException w:unhideWhenUsed="0" w:uiPriority="0" w:semiHidden="0" w:name="Document Map"/>
     <w:lsdException w:unhideWhenUsed="0" w:uiPriority="0" w:semiHidden="0" w:name="Plain Text"/>
     <w:lsdException w:unhideWhenUsed="0" w:uiPriority="0" w:semiHidden="0" w:name="E-mail Signature"/>
-    <w:lsdException w:unhideWhenUsed="0" w:uiPriority="0" w:semiHidden="0" w:name="Normal (Web)"/>
+    <w:lsdException w:qFormat="1" w:unhideWhenUsed="0" w:uiPriority="0" w:semiHidden="0" w:name="Normal (Web)"/>
     <w:lsdException w:unhideWhenUsed="0" w:uiPriority="0" w:semiHidden="0" w:name="HTML Acronym"/>
     <w:lsdException w:unhideWhenUsed="0" w:uiPriority="0" w:semiHidden="0" w:name="HTML Address"/>
     <w:lsdException w:unhideWhenUsed="0" w:uiPriority="0" w:semiHidden="0" w:name="HTML Cite"/>
@@ -4325,6 +4667,7 @@
   <w:style w:type="paragraph" w:styleId="4">
     <w:name w:val="Normal (Web)"/>
     <w:basedOn w:val="1"/>
+    <w:qFormat/>
     <w:uiPriority w:val="0"/>
     <w:rPr>
       <w:sz w:val="24"/>
